--- a/05-需求分析/需求分析主线.docx
+++ b/05-需求分析/需求分析主线.docx
@@ -45,7 +45,7 @@
           </w:tcPr>
           <w:p>
             <w:r>
-              <w:t>SRA2026-RA-V1.0</w:t>
+              <w:t>SRA2026-RA-V1.2</w:t>
             </w:r>
           </w:p>
         </w:tc>
@@ -67,7 +67,7 @@
           </w:tcPr>
           <w:p>
             <w:r>
-              <w:t>V1.0</w:t>
+              <w:t>V1.2</w:t>
             </w:r>
           </w:p>
         </w:tc>
@@ -89,7 +89,7 @@
           </w:tcPr>
           <w:p>
             <w:r>
-              <w:t>初稿</w:t>
+              <w:t>评审稿</w:t>
             </w:r>
           </w:p>
         </w:tc>
@@ -395,12 +395,12 @@
     </w:p>
     <w:p>
       <w:r>
-        <w:t>学生、教师、管理员、内容维护人员作为核心代表；家长、访客作为扩展代表，仅记录公开信息诉求。</w:t>
+        <w:t>完成需求归并、冲突处理、MoSCoW 优先级和不可行需求排除记录。</w:t>
       </w:r>
     </w:p>
     <w:p>
       <w:r>
-        <w:t>明确需求获取对象、访谈提纲、问卷维度和用户分类口径。</w:t>
+        <w:t>将家长/访客能力标为后续版本或公开信息受限访问，不进入本期核心交付。</w:t>
       </w:r>
     </w:p>
     <w:p>

--- a/05-需求分析/需求分析主线.docx
+++ b/05-需求分析/需求分析主线.docx
@@ -45,7 +45,7 @@
           </w:tcPr>
           <w:p>
             <w:r>
-              <w:t>SRA2026-RA-V1.2</w:t>
+              <w:t>SRA2026-RA-V1.3</w:t>
             </w:r>
           </w:p>
         </w:tc>
@@ -67,7 +67,7 @@
           </w:tcPr>
           <w:p>
             <w:r>
-              <w:t>V1.2</w:t>
+              <w:t>V1.3</w:t>
             </w:r>
           </w:p>
         </w:tc>
@@ -89,7 +89,7 @@
           </w:tcPr>
           <w:p>
             <w:r>
-              <w:t>评审稿</w:t>
+              <w:t>基线版</w:t>
             </w:r>
           </w:p>
         </w:tc>
@@ -395,12 +395,12 @@
     </w:p>
     <w:p>
       <w:r>
-        <w:t>完成需求归并、冲突处理、MoSCoW 优先级和不可行需求排除记录。</w:t>
+        <w:t>完成 REQ -&gt; UC -&gt; 原型 -&gt; 测试用例 追踪矩阵，支撑 SRS 基线发布。</w:t>
       </w:r>
     </w:p>
     <w:p>
       <w:r>
-        <w:t>将家长/访客能力标为后续版本或公开信息受限访问，不进入本期核心交付。</w:t>
+        <w:t>JAD 项目周期统一解释为课程项目周期，需求获取集中发生在 2026-04-15 至 2026-05-04。</w:t>
       </w:r>
     </w:p>
     <w:p>
